--- a/Acordes domingo/Jorge/Eres Todopoderoso - Rojo.docx
+++ b/Acordes domingo/Jorge/Eres Todopoderoso - Rojo.docx
@@ -15,9 +15,10 @@
           <w:szCs w:val="15"/>
         </w:rPr>
       </w:pPr>
-      <w:r>
-        <w:rPr>
-          <w:rFonts w:eastAsia="Courier 10 Pitch" w:cs="Iosevka" w:ascii="Consolas" w:hAnsi="Consolas"/>
+      <w:bookmarkStart w:id="0" w:name="__DdeLink__168_2696032958"/>
+      <w:r>
+        <w:rPr>
+          <w:rFonts w:eastAsia="Courier 10 Pitch" w:cs="Iosevka"/>
           <w:b/>
           <w:bCs/>
           <w:color w:val="FC5C00"/>
@@ -42,7 +43,7 @@
       </w:pPr>
       <w:r>
         <w:rPr>
-          <w:rFonts w:eastAsia="Courier 10 Pitch" w:cs="Iosevka" w:ascii="Consolas" w:hAnsi="Consolas"/>
+          <w:rFonts w:eastAsia="Courier 10 Pitch" w:cs="Iosevka"/>
           <w:b/>
           <w:bCs/>
           <w:color w:val="FC5C00"/>
@@ -67,7 +68,7 @@
       </w:pPr>
       <w:r>
         <w:rPr>
-          <w:rFonts w:eastAsia="Courier 10 Pitch" w:cs="Iosevka" w:ascii="Consolas" w:hAnsi="Consolas"/>
+          <w:rFonts w:eastAsia="Courier 10 Pitch" w:cs="Iosevka"/>
           <w:b/>
           <w:bCs/>
           <w:color w:val="00A0FC"/>
@@ -92,7 +93,7 @@
       </w:pPr>
       <w:r>
         <w:rPr>
-          <w:rFonts w:eastAsia="Courier 10 Pitch" w:cs="Iosevka" w:ascii="Consolas" w:hAnsi="Consolas"/>
+          <w:rFonts w:eastAsia="Courier 10 Pitch" w:cs="Iosevka"/>
           <w:b w:val="false"/>
           <w:bCs w:val="false"/>
           <w:color w:val="auto"/>
@@ -117,7 +118,7 @@
       </w:pPr>
       <w:r>
         <w:rPr>
-          <w:rFonts w:eastAsia="Courier 10 Pitch" w:cs="Iosevka" w:ascii="Consolas" w:hAnsi="Consolas"/>
+          <w:rFonts w:eastAsia="Courier 10 Pitch" w:cs="Iosevka"/>
           <w:b w:val="false"/>
           <w:bCs w:val="false"/>
           <w:color w:val="auto"/>
@@ -136,31 +137,27 @@
       </w:pPr>
       <w:r>
         <w:rPr>
-          <w:rFonts w:ascii="Consolas" w:hAnsi="Consolas"/>
-          <w:b w:val="false"/>
-          <w:bCs w:val="false"/>
-          <w:color w:val="auto"/>
-          <w:sz w:val="13"/>
-          <w:szCs w:val="13"/>
-        </w:rPr>
-      </w:r>
-    </w:p>
-    <w:p>
-      <w:pPr>
-        <w:pStyle w:val="Normal"/>
-        <w:rPr>
-          <w:rFonts w:ascii="Consolas" w:hAnsi="Consolas"/>
-          <w:b/>
-          <w:b/>
-          <w:bCs/>
-          <w:color w:val="00A0FC"/>
-          <w:sz w:val="13"/>
-          <w:szCs w:val="13"/>
-        </w:rPr>
-      </w:pPr>
-      <w:r>
-        <w:rPr>
-          <w:rFonts w:eastAsia="Courier 10 Pitch" w:cs="Iosevka" w:ascii="Consolas" w:hAnsi="Consolas"/>
+          <w:rFonts w:eastAsia="Courier 10 Pitch" w:cs="Iosevka"/>
+        </w:rPr>
+      </w:r>
+    </w:p>
+    <w:p>
+      <w:pPr>
+        <w:pStyle w:val="Normal"/>
+        <w:rPr>
+          <w:rFonts w:ascii="Consolas" w:hAnsi="Consolas"/>
+          <w:b/>
+          <w:b/>
+          <w:bCs/>
+          <w:color w:val="00A0FC"/>
+          <w:sz w:val="13"/>
+          <w:szCs w:val="13"/>
+        </w:rPr>
+      </w:pPr>
+      <w:bookmarkStart w:id="1" w:name="__DdeLink__156_2696032958"/>
+      <w:r>
+        <w:rPr>
+          <w:rFonts w:eastAsia="Courier 10 Pitch" w:cs="Iosevka"/>
           <w:b/>
           <w:bCs/>
           <w:color w:val="00A0FC"/>
@@ -185,7 +182,7 @@
       </w:pPr>
       <w:r>
         <w:rPr>
-          <w:rFonts w:eastAsia="Courier 10 Pitch" w:cs="Iosevka" w:ascii="Consolas" w:hAnsi="Consolas"/>
+          <w:rFonts w:eastAsia="Courier 10 Pitch" w:cs="Iosevka"/>
           <w:b w:val="false"/>
           <w:bCs w:val="false"/>
           <w:color w:val="auto"/>
@@ -196,7 +193,7 @@
       </w:r>
       <w:r>
         <w:rPr>
-          <w:rFonts w:eastAsia="Courier 10 Pitch" w:cs="Iosevka" w:ascii="Consolas" w:hAnsi="Consolas"/>
+          <w:rFonts w:eastAsia="Courier 10 Pitch" w:cs="Iosevka"/>
           <w:b w:val="false"/>
           <w:bCs w:val="false"/>
           <w:color w:val="auto"/>
@@ -221,7 +218,7 @@
       </w:pPr>
       <w:r>
         <w:rPr>
-          <w:rFonts w:eastAsia="Courier 10 Pitch" w:cs="Iosevka" w:ascii="Consolas" w:hAnsi="Consolas"/>
+          <w:rFonts w:eastAsia="Courier 10 Pitch" w:cs="Iosevka"/>
           <w:b w:val="false"/>
           <w:bCs w:val="false"/>
           <w:color w:val="auto"/>
@@ -246,7 +243,7 @@
       </w:pPr>
       <w:r>
         <w:rPr>
-          <w:rFonts w:eastAsia="Courier 10 Pitch" w:cs="Iosevka" w:ascii="Consolas" w:hAnsi="Consolas"/>
+          <w:rFonts w:eastAsia="Courier 10 Pitch" w:cs="Iosevka"/>
           <w:b w:val="false"/>
           <w:bCs w:val="false"/>
           <w:color w:val="auto"/>
@@ -271,7 +268,7 @@
       </w:pPr>
       <w:r>
         <w:rPr>
-          <w:rFonts w:eastAsia="Courier 10 Pitch" w:cs="Iosevka" w:ascii="Consolas" w:hAnsi="Consolas"/>
+          <w:rFonts w:eastAsia="Courier 10 Pitch" w:cs="Iosevka"/>
           <w:b w:val="false"/>
           <w:bCs w:val="false"/>
           <w:color w:val="auto"/>
@@ -296,7 +293,7 @@
       </w:pPr>
       <w:r>
         <w:rPr>
-          <w:rFonts w:eastAsia="Courier 10 Pitch" w:cs="Iosevka" w:ascii="Consolas" w:hAnsi="Consolas"/>
+          <w:rFonts w:eastAsia="Courier 10 Pitch" w:cs="Iosevka"/>
           <w:b w:val="false"/>
           <w:bCs w:val="false"/>
           <w:color w:val="auto"/>
@@ -307,7 +304,7 @@
       </w:r>
       <w:r>
         <w:rPr>
-          <w:rFonts w:eastAsia="Courier 10 Pitch" w:cs="Iosevka" w:ascii="Consolas" w:hAnsi="Consolas"/>
+          <w:rFonts w:eastAsia="Courier 10 Pitch" w:cs="Iosevka"/>
           <w:b w:val="false"/>
           <w:bCs w:val="false"/>
           <w:color w:val="auto"/>
@@ -332,7 +329,7 @@
       </w:pPr>
       <w:r>
         <w:rPr>
-          <w:rFonts w:eastAsia="Courier 10 Pitch" w:cs="Iosevka" w:ascii="Consolas" w:hAnsi="Consolas"/>
+          <w:rFonts w:eastAsia="Courier 10 Pitch" w:cs="Iosevka"/>
           <w:b w:val="false"/>
           <w:bCs w:val="false"/>
           <w:color w:val="auto"/>
@@ -357,7 +354,7 @@
       </w:pPr>
       <w:r>
         <w:rPr>
-          <w:rFonts w:eastAsia="Courier 10 Pitch" w:cs="Iosevka" w:ascii="Consolas" w:hAnsi="Consolas"/>
+          <w:rFonts w:eastAsia="Courier 10 Pitch" w:cs="Iosevka"/>
           <w:b w:val="false"/>
           <w:bCs w:val="false"/>
           <w:color w:val="auto"/>
@@ -382,7 +379,7 @@
       </w:pPr>
       <w:r>
         <w:rPr>
-          <w:rFonts w:eastAsia="Courier 10 Pitch" w:cs="Iosevka" w:ascii="Consolas" w:hAnsi="Consolas"/>
+          <w:rFonts w:eastAsia="Courier 10 Pitch" w:cs="Iosevka"/>
           <w:b w:val="false"/>
           <w:bCs w:val="false"/>
           <w:color w:val="auto"/>
@@ -401,31 +398,26 @@
       </w:pPr>
       <w:r>
         <w:rPr>
-          <w:rFonts w:ascii="Consolas" w:hAnsi="Consolas"/>
-          <w:b w:val="false"/>
-          <w:bCs w:val="false"/>
-          <w:color w:val="auto"/>
-          <w:sz w:val="13"/>
-          <w:szCs w:val="13"/>
-        </w:rPr>
-      </w:r>
-    </w:p>
-    <w:p>
-      <w:pPr>
-        <w:pStyle w:val="Normal"/>
-        <w:rPr>
-          <w:rFonts w:ascii="Consolas" w:hAnsi="Consolas"/>
-          <w:b w:val="false"/>
-          <w:b w:val="false"/>
-          <w:bCs w:val="false"/>
-          <w:color w:val="auto"/>
-          <w:sz w:val="13"/>
-          <w:szCs w:val="13"/>
-        </w:rPr>
-      </w:pPr>
-      <w:r>
-        <w:rPr>
-          <w:rFonts w:eastAsia="Courier 10 Pitch" w:cs="Iosevka" w:ascii="Consolas" w:hAnsi="Consolas"/>
+          <w:rFonts w:eastAsia="Courier 10 Pitch" w:cs="Iosevka"/>
+        </w:rPr>
+      </w:r>
+    </w:p>
+    <w:p>
+      <w:pPr>
+        <w:pStyle w:val="Normal"/>
+        <w:rPr>
+          <w:rFonts w:ascii="Consolas" w:hAnsi="Consolas"/>
+          <w:b w:val="false"/>
+          <w:b w:val="false"/>
+          <w:bCs w:val="false"/>
+          <w:color w:val="auto"/>
+          <w:sz w:val="13"/>
+          <w:szCs w:val="13"/>
+        </w:rPr>
+      </w:pPr>
+      <w:r>
+        <w:rPr>
+          <w:rFonts w:eastAsia="Courier 10 Pitch" w:cs="Iosevka"/>
           <w:b w:val="false"/>
           <w:bCs w:val="false"/>
           <w:color w:val="auto"/>
@@ -436,7 +428,7 @@
       </w:r>
       <w:r>
         <w:rPr>
-          <w:rFonts w:eastAsia="Courier 10 Pitch" w:cs="Iosevka" w:ascii="Consolas" w:hAnsi="Consolas"/>
+          <w:rFonts w:eastAsia="Courier 10 Pitch" w:cs="Iosevka"/>
           <w:b w:val="false"/>
           <w:bCs w:val="false"/>
           <w:color w:val="auto"/>
@@ -461,7 +453,7 @@
       </w:pPr>
       <w:r>
         <w:rPr>
-          <w:rFonts w:eastAsia="Courier 10 Pitch" w:cs="Iosevka" w:ascii="Consolas" w:hAnsi="Consolas"/>
+          <w:rFonts w:eastAsia="Courier 10 Pitch" w:cs="Iosevka"/>
           <w:b w:val="false"/>
           <w:bCs w:val="false"/>
           <w:color w:val="auto"/>
@@ -486,7 +478,7 @@
       </w:pPr>
       <w:r>
         <w:rPr>
-          <w:rFonts w:eastAsia="Courier 10 Pitch" w:cs="Iosevka" w:ascii="Consolas" w:hAnsi="Consolas"/>
+          <w:rFonts w:eastAsia="Courier 10 Pitch" w:cs="Iosevka"/>
           <w:b w:val="false"/>
           <w:bCs w:val="false"/>
           <w:color w:val="auto"/>
@@ -497,7 +489,7 @@
       </w:r>
       <w:r>
         <w:rPr>
-          <w:rFonts w:eastAsia="Courier 10 Pitch" w:cs="Iosevka" w:ascii="Consolas" w:hAnsi="Consolas"/>
+          <w:rFonts w:eastAsia="Courier 10 Pitch" w:cs="Iosevka"/>
           <w:b w:val="false"/>
           <w:bCs w:val="false"/>
           <w:color w:val="auto"/>
@@ -522,7 +514,7 @@
       </w:pPr>
       <w:r>
         <w:rPr>
-          <w:rFonts w:eastAsia="Courier 10 Pitch" w:cs="Iosevka" w:ascii="Consolas" w:hAnsi="Consolas"/>
+          <w:rFonts w:eastAsia="Courier 10 Pitch" w:cs="Iosevka"/>
           <w:b w:val="false"/>
           <w:bCs w:val="false"/>
           <w:color w:val="auto"/>
@@ -547,7 +539,7 @@
       </w:pPr>
       <w:r>
         <w:rPr>
-          <w:rFonts w:eastAsia="Courier 10 Pitch" w:cs="Iosevka" w:ascii="Consolas" w:hAnsi="Consolas"/>
+          <w:rFonts w:eastAsia="Courier 10 Pitch" w:cs="Iosevka"/>
           <w:b w:val="false"/>
           <w:bCs w:val="false"/>
           <w:color w:val="auto"/>
@@ -558,7 +550,7 @@
       </w:r>
       <w:r>
         <w:rPr>
-          <w:rFonts w:eastAsia="Courier 10 Pitch" w:cs="Iosevka" w:ascii="Consolas" w:hAnsi="Consolas"/>
+          <w:rFonts w:eastAsia="Courier 10 Pitch" w:cs="Iosevka"/>
           <w:b w:val="false"/>
           <w:bCs w:val="false"/>
           <w:color w:val="auto"/>
@@ -583,7 +575,7 @@
       </w:pPr>
       <w:r>
         <w:rPr>
-          <w:rFonts w:eastAsia="Courier 10 Pitch" w:cs="Iosevka" w:ascii="Consolas" w:hAnsi="Consolas"/>
+          <w:rFonts w:eastAsia="Courier 10 Pitch" w:cs="Iosevka"/>
           <w:b w:val="false"/>
           <w:bCs w:val="false"/>
           <w:color w:val="auto"/>
@@ -608,7 +600,7 @@
       </w:pPr>
       <w:r>
         <w:rPr>
-          <w:rFonts w:eastAsia="Courier 10 Pitch" w:cs="Iosevka" w:ascii="Consolas" w:hAnsi="Consolas"/>
+          <w:rFonts w:eastAsia="Courier 10 Pitch" w:cs="Iosevka"/>
           <w:b w:val="false"/>
           <w:bCs w:val="false"/>
           <w:color w:val="auto"/>
@@ -619,7 +611,7 @@
       </w:r>
       <w:r>
         <w:rPr>
-          <w:rFonts w:eastAsia="Courier 10 Pitch" w:cs="Iosevka" w:ascii="Consolas" w:hAnsi="Consolas"/>
+          <w:rFonts w:eastAsia="Courier 10 Pitch" w:cs="Iosevka"/>
           <w:b w:val="false"/>
           <w:bCs w:val="false"/>
           <w:color w:val="auto"/>
@@ -644,7 +636,7 @@
       </w:pPr>
       <w:r>
         <w:rPr>
-          <w:rFonts w:eastAsia="Courier 10 Pitch" w:cs="Iosevka" w:ascii="Consolas" w:hAnsi="Consolas"/>
+          <w:rFonts w:eastAsia="Courier 10 Pitch" w:cs="Iosevka"/>
           <w:b w:val="false"/>
           <w:bCs w:val="false"/>
           <w:color w:val="auto"/>
@@ -663,31 +655,26 @@
       </w:pPr>
       <w:r>
         <w:rPr>
-          <w:rFonts w:ascii="Consolas" w:hAnsi="Consolas"/>
-          <w:b w:val="false"/>
-          <w:bCs w:val="false"/>
-          <w:color w:val="auto"/>
-          <w:sz w:val="13"/>
-          <w:szCs w:val="13"/>
-        </w:rPr>
-      </w:r>
-    </w:p>
-    <w:p>
-      <w:pPr>
-        <w:pStyle w:val="Normal"/>
-        <w:rPr>
-          <w:rFonts w:ascii="Consolas" w:hAnsi="Consolas"/>
-          <w:b/>
-          <w:b/>
-          <w:bCs/>
-          <w:color w:val="00A0FC"/>
-          <w:sz w:val="13"/>
-          <w:szCs w:val="13"/>
-        </w:rPr>
-      </w:pPr>
-      <w:r>
-        <w:rPr>
-          <w:rFonts w:eastAsia="Courier 10 Pitch" w:cs="Iosevka" w:ascii="Consolas" w:hAnsi="Consolas"/>
+          <w:rFonts w:eastAsia="Courier 10 Pitch" w:cs="Iosevka"/>
+        </w:rPr>
+      </w:r>
+    </w:p>
+    <w:p>
+      <w:pPr>
+        <w:pStyle w:val="Normal"/>
+        <w:rPr>
+          <w:rFonts w:ascii="Consolas" w:hAnsi="Consolas"/>
+          <w:b/>
+          <w:b/>
+          <w:bCs/>
+          <w:color w:val="00A0FC"/>
+          <w:sz w:val="13"/>
+          <w:szCs w:val="13"/>
+        </w:rPr>
+      </w:pPr>
+      <w:r>
+        <w:rPr>
+          <w:rFonts w:eastAsia="Courier 10 Pitch" w:cs="Iosevka"/>
           <w:b/>
           <w:bCs/>
           <w:color w:val="00A0FC"/>
@@ -712,7 +699,7 @@
       </w:pPr>
       <w:r>
         <w:rPr>
-          <w:rFonts w:eastAsia="Courier 10 Pitch" w:cs="Iosevka" w:ascii="Consolas" w:hAnsi="Consolas"/>
+          <w:rFonts w:eastAsia="Courier 10 Pitch" w:cs="Iosevka"/>
           <w:b w:val="false"/>
           <w:bCs w:val="false"/>
           <w:color w:val="auto"/>
@@ -723,7 +710,7 @@
       </w:r>
       <w:r>
         <w:rPr>
-          <w:rFonts w:eastAsia="Courier 10 Pitch" w:cs="Iosevka" w:ascii="Consolas" w:hAnsi="Consolas"/>
+          <w:rFonts w:eastAsia="Courier 10 Pitch" w:cs="Iosevka"/>
           <w:b w:val="false"/>
           <w:bCs w:val="false"/>
           <w:color w:val="auto"/>
@@ -748,7 +735,7 @@
       </w:pPr>
       <w:r>
         <w:rPr>
-          <w:rFonts w:eastAsia="Courier 10 Pitch" w:cs="Iosevka" w:ascii="Consolas" w:hAnsi="Consolas"/>
+          <w:rFonts w:eastAsia="Courier 10 Pitch" w:cs="Iosevka"/>
           <w:b w:val="false"/>
           <w:bCs w:val="false"/>
           <w:color w:val="auto"/>
@@ -773,7 +760,7 @@
       </w:pPr>
       <w:r>
         <w:rPr>
-          <w:rFonts w:eastAsia="Courier 10 Pitch" w:cs="Iosevka" w:ascii="Consolas" w:hAnsi="Consolas"/>
+          <w:rFonts w:eastAsia="Courier 10 Pitch" w:cs="Iosevka"/>
           <w:b w:val="false"/>
           <w:bCs w:val="false"/>
           <w:color w:val="auto"/>
@@ -784,7 +771,7 @@
       </w:r>
       <w:r>
         <w:rPr>
-          <w:rFonts w:eastAsia="Courier 10 Pitch" w:cs="Iosevka" w:ascii="Consolas" w:hAnsi="Consolas"/>
+          <w:rFonts w:eastAsia="Courier 10 Pitch" w:cs="Iosevka"/>
           <w:b w:val="false"/>
           <w:bCs w:val="false"/>
           <w:color w:val="auto"/>
@@ -809,7 +796,7 @@
       </w:pPr>
       <w:r>
         <w:rPr>
-          <w:rFonts w:eastAsia="Courier 10 Pitch" w:cs="Iosevka" w:ascii="Consolas" w:hAnsi="Consolas"/>
+          <w:rFonts w:eastAsia="Courier 10 Pitch" w:cs="Iosevka"/>
           <w:b w:val="false"/>
           <w:bCs w:val="false"/>
           <w:color w:val="auto"/>
@@ -834,7 +821,7 @@
       </w:pPr>
       <w:r>
         <w:rPr>
-          <w:rFonts w:eastAsia="Courier 10 Pitch" w:cs="Iosevka" w:ascii="Consolas" w:hAnsi="Consolas"/>
+          <w:rFonts w:eastAsia="Courier 10 Pitch" w:cs="Iosevka"/>
           <w:b w:val="false"/>
           <w:bCs w:val="false"/>
           <w:color w:val="auto"/>
@@ -845,7 +832,7 @@
       </w:r>
       <w:r>
         <w:rPr>
-          <w:rFonts w:eastAsia="Courier 10 Pitch" w:cs="Iosevka" w:ascii="Consolas" w:hAnsi="Consolas"/>
+          <w:rFonts w:eastAsia="Courier 10 Pitch" w:cs="Iosevka"/>
           <w:b w:val="false"/>
           <w:bCs w:val="false"/>
           <w:color w:val="auto"/>
@@ -870,7 +857,7 @@
       </w:pPr>
       <w:r>
         <w:rPr>
-          <w:rFonts w:eastAsia="Courier 10 Pitch" w:cs="Iosevka" w:ascii="Consolas" w:hAnsi="Consolas"/>
+          <w:rFonts w:eastAsia="Courier 10 Pitch" w:cs="Iosevka"/>
           <w:b w:val="false"/>
           <w:bCs w:val="false"/>
           <w:color w:val="auto"/>
@@ -895,7 +882,7 @@
       </w:pPr>
       <w:r>
         <w:rPr>
-          <w:rFonts w:eastAsia="Courier 10 Pitch" w:cs="Iosevka" w:ascii="Consolas" w:hAnsi="Consolas"/>
+          <w:rFonts w:eastAsia="Courier 10 Pitch" w:cs="Iosevka"/>
           <w:b w:val="false"/>
           <w:bCs w:val="false"/>
           <w:color w:val="auto"/>
@@ -906,32 +893,44 @@
       </w:r>
       <w:r>
         <w:rPr>
-          <w:rFonts w:eastAsia="Courier 10 Pitch" w:cs="Iosevka" w:ascii="Consolas" w:hAnsi="Consolas"/>
-          <w:b w:val="false"/>
-          <w:bCs w:val="false"/>
-          <w:color w:val="auto"/>
-          <w:sz w:val="13"/>
-          <w:szCs w:val="13"/>
-        </w:rPr>
-        <w:t>D          F#m</w:t>
-      </w:r>
-    </w:p>
-    <w:p>
-      <w:pPr>
-        <w:pStyle w:val="Normal"/>
-        <w:rPr>
-          <w:rFonts w:ascii="Consolas" w:hAnsi="Consolas"/>
-          <w:b w:val="false"/>
-          <w:b w:val="false"/>
-          <w:bCs w:val="false"/>
-          <w:color w:val="auto"/>
-          <w:sz w:val="13"/>
-          <w:szCs w:val="13"/>
-        </w:rPr>
-      </w:pPr>
-      <w:r>
-        <w:rPr>
-          <w:rFonts w:eastAsia="Courier 10 Pitch" w:cs="Iosevka" w:ascii="Consolas" w:hAnsi="Consolas"/>
+          <w:rFonts w:eastAsia="Courier 10 Pitch" w:cs="Iosevka"/>
+          <w:b w:val="false"/>
+          <w:bCs w:val="false"/>
+          <w:color w:val="auto"/>
+          <w:sz w:val="13"/>
+          <w:szCs w:val="13"/>
+        </w:rPr>
+        <w:t xml:space="preserve">D          </w:t>
+      </w:r>
+      <w:r>
+        <w:rPr>
+          <w:rFonts w:eastAsia="Courier 10 Pitch" w:cs="Iosevka"/>
+          <w:b w:val="false"/>
+          <w:bCs w:val="false"/>
+          <w:color w:val="auto"/>
+          <w:sz w:val="13"/>
+          <w:szCs w:val="13"/>
+        </w:rPr>
+        <w:t>A</w:t>
+      </w:r>
+    </w:p>
+    <w:p>
+      <w:pPr>
+        <w:pStyle w:val="Normal"/>
+        <w:rPr>
+          <w:rFonts w:ascii="Consolas" w:hAnsi="Consolas"/>
+          <w:b w:val="false"/>
+          <w:b w:val="false"/>
+          <w:bCs w:val="false"/>
+          <w:color w:val="auto"/>
+          <w:sz w:val="13"/>
+          <w:szCs w:val="13"/>
+        </w:rPr>
+      </w:pPr>
+      <w:bookmarkStart w:id="2" w:name="__DdeLink__156_2696032958"/>
+      <w:r>
+        <w:rPr>
+          <w:rFonts w:eastAsia="Courier 10 Pitch" w:cs="Iosevka"/>
           <w:b w:val="false"/>
           <w:bCs w:val="false"/>
           <w:color w:val="auto"/>
@@ -940,41 +939,37 @@
         </w:rPr>
         <w:t>Y no hay nadie como Tú</w:t>
       </w:r>
-    </w:p>
-    <w:p>
-      <w:pPr>
-        <w:pStyle w:val="Normal"/>
-        <w:rPr>
-          <w:rFonts w:eastAsia="Courier 10 Pitch" w:cs="Iosevka"/>
-        </w:rPr>
-      </w:pPr>
-      <w:r>
-        <w:rPr>
-          <w:rFonts w:ascii="Consolas" w:hAnsi="Consolas"/>
-          <w:b w:val="false"/>
-          <w:bCs w:val="false"/>
-          <w:color w:val="auto"/>
-          <w:sz w:val="13"/>
-          <w:szCs w:val="13"/>
-        </w:rPr>
-      </w:r>
-    </w:p>
-    <w:p>
-      <w:pPr>
-        <w:pStyle w:val="Normal"/>
-        <w:rPr>
-          <w:rFonts w:ascii="Consolas" w:hAnsi="Consolas"/>
-          <w:b/>
-          <w:b/>
-          <w:bCs/>
-          <w:color w:val="00A0FC"/>
-          <w:sz w:val="13"/>
-          <w:szCs w:val="13"/>
-        </w:rPr>
-      </w:pPr>
-      <w:r>
-        <w:rPr>
-          <w:rFonts w:eastAsia="Courier 10 Pitch" w:cs="Iosevka" w:ascii="Consolas" w:hAnsi="Consolas"/>
+      <w:bookmarkEnd w:id="2"/>
+    </w:p>
+    <w:p>
+      <w:pPr>
+        <w:pStyle w:val="Normal"/>
+        <w:rPr>
+          <w:rFonts w:eastAsia="Courier 10 Pitch" w:cs="Iosevka"/>
+        </w:rPr>
+      </w:pPr>
+      <w:r>
+        <w:rPr>
+          <w:rFonts w:eastAsia="Courier 10 Pitch" w:cs="Iosevka"/>
+        </w:rPr>
+      </w:r>
+    </w:p>
+    <w:p>
+      <w:pPr>
+        <w:pStyle w:val="Normal"/>
+        <w:rPr>
+          <w:rFonts w:ascii="Consolas" w:hAnsi="Consolas"/>
+          <w:b/>
+          <w:b/>
+          <w:bCs/>
+          <w:color w:val="00A0FC"/>
+          <w:sz w:val="13"/>
+          <w:szCs w:val="13"/>
+        </w:rPr>
+      </w:pPr>
+      <w:r>
+        <w:rPr>
+          <w:rFonts w:eastAsia="Courier 10 Pitch" w:cs="Iosevka"/>
           <w:b/>
           <w:bCs/>
           <w:color w:val="00A0FC"/>
@@ -999,7 +994,7 @@
       </w:pPr>
       <w:r>
         <w:rPr>
-          <w:rFonts w:eastAsia="Courier 10 Pitch" w:cs="Iosevka" w:ascii="Consolas" w:hAnsi="Consolas"/>
+          <w:rFonts w:eastAsia="Courier 10 Pitch" w:cs="Iosevka"/>
           <w:b w:val="false"/>
           <w:bCs w:val="false"/>
           <w:color w:val="auto"/>
@@ -1024,7 +1019,7 @@
       </w:pPr>
       <w:r>
         <w:rPr>
-          <w:rFonts w:eastAsia="Courier 10 Pitch" w:cs="Iosevka" w:ascii="Consolas" w:hAnsi="Consolas"/>
+          <w:rFonts w:eastAsia="Courier 10 Pitch" w:cs="Iosevka"/>
           <w:b w:val="false"/>
           <w:bCs w:val="false"/>
           <w:color w:val="auto"/>
@@ -1049,7 +1044,7 @@
       </w:pPr>
       <w:r>
         <w:rPr>
-          <w:rFonts w:eastAsia="Courier 10 Pitch" w:cs="Iosevka" w:ascii="Consolas" w:hAnsi="Consolas"/>
+          <w:rFonts w:eastAsia="Courier 10 Pitch" w:cs="Iosevka"/>
           <w:b/>
           <w:bCs/>
           <w:color w:val="00A0FC"/>
@@ -1063,36 +1058,127 @@
       <w:pPr>
         <w:pStyle w:val="Normal"/>
         <w:rPr>
-          <w:rFonts w:eastAsia="Courier 10 Pitch" w:cs="Iosevka"/>
-        </w:rPr>
-      </w:pPr>
-      <w:r>
-        <w:rPr>
-          <w:rFonts w:ascii="Consolas" w:hAnsi="Consolas"/>
-          <w:b/>
-          <w:bCs/>
-          <w:color w:val="00A0FC"/>
-          <w:sz w:val="13"/>
-          <w:szCs w:val="13"/>
-        </w:rPr>
-      </w:r>
-    </w:p>
-    <w:p>
-      <w:pPr>
-        <w:pStyle w:val="Normal"/>
-        <w:rPr>
-          <w:rFonts w:ascii="Consolas" w:hAnsi="Consolas"/>
-          <w:b/>
-          <w:b/>
-          <w:bCs/>
-          <w:color w:val="00A0FC"/>
-          <w:sz w:val="13"/>
-          <w:szCs w:val="13"/>
-        </w:rPr>
-      </w:pPr>
-      <w:r>
-        <w:rPr>
-          <w:rFonts w:eastAsia="Courier 10 Pitch" w:cs="Iosevka" w:ascii="Consolas" w:hAnsi="Consolas"/>
+          <w:rFonts w:ascii="Consolas" w:hAnsi="Consolas"/>
+          <w:b/>
+          <w:b/>
+          <w:bCs/>
+          <w:color w:val="00A0FC"/>
+          <w:sz w:val="13"/>
+          <w:szCs w:val="13"/>
+        </w:rPr>
+      </w:pPr>
+      <w:bookmarkStart w:id="3" w:name="__DdeLink__158_2696032958"/>
+      <w:r>
+        <w:rPr/>
+        <w:t>Bm G D A</w:t>
+      </w:r>
+    </w:p>
+    <w:p>
+      <w:pPr>
+        <w:pStyle w:val="Normal"/>
+        <w:rPr>
+          <w:rFonts w:ascii="Consolas" w:hAnsi="Consolas"/>
+          <w:b/>
+          <w:b/>
+          <w:bCs/>
+          <w:color w:val="00A0FC"/>
+          <w:sz w:val="13"/>
+          <w:szCs w:val="13"/>
+        </w:rPr>
+      </w:pPr>
+      <w:bookmarkStart w:id="4" w:name="__DdeLink__158_2696032958"/>
+      <w:r>
+        <w:rPr/>
+        <w:t>Bm G D F#m</w:t>
+      </w:r>
+      <w:bookmarkEnd w:id="4"/>
+    </w:p>
+    <w:p>
+      <w:pPr>
+        <w:pStyle w:val="Normal"/>
+        <w:rPr>
+          <w:rFonts w:ascii="Consolas" w:hAnsi="Consolas"/>
+          <w:b/>
+          <w:b/>
+          <w:bCs/>
+          <w:color w:val="00A0FC"/>
+          <w:sz w:val="13"/>
+          <w:szCs w:val="13"/>
+        </w:rPr>
+      </w:pPr>
+      <w:r>
+        <w:rPr/>
+      </w:r>
+    </w:p>
+    <w:p>
+      <w:pPr>
+        <w:pStyle w:val="Normal"/>
+        <w:rPr>
+          <w:rFonts w:ascii="Consolas" w:hAnsi="Consolas"/>
+          <w:b/>
+          <w:b/>
+          <w:bCs/>
+          <w:color w:val="00A0FC"/>
+          <w:sz w:val="13"/>
+          <w:szCs w:val="13"/>
+        </w:rPr>
+      </w:pPr>
+      <w:r>
+        <w:rPr/>
+        <w:t>Bm G D A</w:t>
+      </w:r>
+    </w:p>
+    <w:p>
+      <w:pPr>
+        <w:pStyle w:val="Normal"/>
+        <w:rPr>
+          <w:rFonts w:ascii="Consolas" w:hAnsi="Consolas"/>
+          <w:b/>
+          <w:b/>
+          <w:bCs/>
+          <w:color w:val="00A0FC"/>
+          <w:sz w:val="13"/>
+          <w:szCs w:val="13"/>
+        </w:rPr>
+      </w:pPr>
+      <w:r>
+        <w:rPr/>
+        <w:t>Bm G D F#m</w:t>
+      </w:r>
+    </w:p>
+    <w:p>
+      <w:pPr>
+        <w:pStyle w:val="Normal"/>
+        <w:rPr>
+          <w:rFonts w:ascii="Consolas" w:hAnsi="Consolas"/>
+          <w:b/>
+          <w:b/>
+          <w:bCs/>
+          <w:color w:val="00A0FC"/>
+          <w:sz w:val="13"/>
+          <w:szCs w:val="13"/>
+        </w:rPr>
+      </w:pPr>
+      <w:r>
+        <w:rPr/>
+      </w:r>
+    </w:p>
+    <w:p>
+      <w:pPr>
+        <w:pStyle w:val="Normal"/>
+        <w:rPr>
+          <w:rFonts w:ascii="Consolas" w:hAnsi="Consolas"/>
+          <w:b/>
+          <w:b/>
+          <w:bCs/>
+          <w:color w:val="00A0FC"/>
+          <w:sz w:val="13"/>
+          <w:szCs w:val="13"/>
+        </w:rPr>
+      </w:pPr>
+      <w:r>
+        <w:rPr>
+          <w:rFonts w:eastAsia="Courier 10 Pitch" w:cs="Iosevka"/>
           <w:b/>
           <w:bCs/>
           <w:color w:val="00A0FC"/>
@@ -1106,135 +1192,17 @@
       <w:pPr>
         <w:pStyle w:val="Normal"/>
         <w:rPr>
-          <w:rFonts w:eastAsia="Courier 10 Pitch" w:cs="Iosevka"/>
-        </w:rPr>
-      </w:pPr>
-      <w:r>
-        <w:rPr>
-          <w:rFonts w:ascii="Consolas" w:hAnsi="Consolas"/>
-          <w:b/>
-          <w:bCs/>
-          <w:color w:val="00A0FC"/>
-          <w:sz w:val="13"/>
-          <w:szCs w:val="13"/>
-        </w:rPr>
-      </w:r>
-    </w:p>
-    <w:p>
-      <w:pPr>
-        <w:pStyle w:val="Normal"/>
-        <w:rPr>
-          <w:rFonts w:ascii="Consolas" w:hAnsi="Consolas"/>
-          <w:b/>
-          <w:b/>
-          <w:bCs/>
-          <w:color w:val="00A0FC"/>
-          <w:sz w:val="13"/>
-          <w:szCs w:val="13"/>
-        </w:rPr>
-      </w:pPr>
-      <w:r>
-        <w:rPr>
-          <w:rFonts w:eastAsia="Courier 10 Pitch" w:cs="Iosevka" w:ascii="Consolas" w:hAnsi="Consolas"/>
-          <w:b/>
-          <w:bCs/>
-          <w:color w:val="00A0FC"/>
-          <w:sz w:val="13"/>
-          <w:szCs w:val="13"/>
-        </w:rPr>
-        <w:t>[Puente]</w:t>
-      </w:r>
-    </w:p>
-    <w:p>
-      <w:pPr>
-        <w:pStyle w:val="Normal"/>
-        <w:rPr>
-          <w:rFonts w:ascii="Consolas" w:hAnsi="Consolas"/>
-          <w:b w:val="false"/>
-          <w:b w:val="false"/>
-          <w:bCs w:val="false"/>
-          <w:color w:val="auto"/>
-          <w:sz w:val="13"/>
-          <w:szCs w:val="13"/>
-        </w:rPr>
-      </w:pPr>
-      <w:r>
-        <w:rPr>
-          <w:rFonts w:eastAsia="Courier 10 Pitch" w:cs="Iosevka" w:ascii="Consolas" w:hAnsi="Consolas"/>
-          <w:b w:val="false"/>
-          <w:bCs w:val="false"/>
-          <w:color w:val="auto"/>
-          <w:sz w:val="13"/>
-          <w:szCs w:val="13"/>
-        </w:rPr>
-        <w:t>Bm A D G  Bm  A</w:t>
-      </w:r>
-    </w:p>
-    <w:p>
-      <w:pPr>
-        <w:pStyle w:val="Normal"/>
-        <w:rPr>
-          <w:rFonts w:ascii="Consolas" w:hAnsi="Consolas"/>
-          <w:b w:val="false"/>
-          <w:b w:val="false"/>
-          <w:bCs w:val="false"/>
-          <w:color w:val="auto"/>
-          <w:sz w:val="13"/>
-          <w:szCs w:val="13"/>
-        </w:rPr>
-      </w:pPr>
-      <w:r>
-        <w:rPr>
-          <w:rFonts w:eastAsia="Courier 10 Pitch" w:cs="Iosevka" w:ascii="Consolas" w:hAnsi="Consolas"/>
-          <w:b w:val="false"/>
-          <w:bCs w:val="false"/>
-          <w:color w:val="auto"/>
-          <w:sz w:val="13"/>
-          <w:szCs w:val="13"/>
-        </w:rPr>
-        <w:t>Bm A D G  Bm  F#m</w:t>
-      </w:r>
-    </w:p>
-    <w:p>
-      <w:pPr>
-        <w:pStyle w:val="Normal"/>
-        <w:rPr>
-          <w:rFonts w:eastAsia="Courier 10 Pitch" w:cs="Iosevka"/>
-        </w:rPr>
-      </w:pPr>
-      <w:r>
-        <w:rPr>
-          <w:rFonts w:ascii="Consolas" w:hAnsi="Consolas"/>
-          <w:b w:val="false"/>
-          <w:bCs w:val="false"/>
-          <w:color w:val="auto"/>
-          <w:sz w:val="13"/>
-          <w:szCs w:val="13"/>
-        </w:rPr>
-      </w:r>
-    </w:p>
-    <w:p>
-      <w:pPr>
-        <w:pStyle w:val="Normal"/>
-        <w:rPr>
-          <w:rFonts w:ascii="Consolas" w:hAnsi="Consolas"/>
-          <w:b w:val="false"/>
-          <w:b w:val="false"/>
-          <w:bCs w:val="false"/>
-          <w:color w:val="auto"/>
-          <w:sz w:val="13"/>
-          <w:szCs w:val="13"/>
-        </w:rPr>
-      </w:pPr>
-      <w:r>
-        <w:rPr>
-          <w:rFonts w:eastAsia="Courier 10 Pitch" w:cs="Iosevka" w:ascii="Consolas" w:hAnsi="Consolas"/>
-          <w:b w:val="false"/>
-          <w:bCs w:val="false"/>
-          <w:color w:val="auto"/>
-          <w:sz w:val="13"/>
-          <w:szCs w:val="13"/>
-        </w:rPr>
+          <w:rFonts w:ascii="Consolas" w:hAnsi="Consolas"/>
+          <w:b/>
+          <w:b/>
+          <w:bCs/>
+          <w:color w:val="00A0FC"/>
+          <w:sz w:val="13"/>
+          <w:szCs w:val="13"/>
+        </w:rPr>
+      </w:pPr>
+      <w:r>
+        <w:rPr/>
         <w:t>Bm G D A</w:t>
       </w:r>
     </w:p>
@@ -1243,60 +1211,257 @@
         <w:pStyle w:val="Normal"/>
         <w:rPr>
           <w:rFonts w:ascii="Consolas" w:hAnsi="Consolas"/>
-          <w:b w:val="false"/>
-          <w:b w:val="false"/>
-          <w:bCs w:val="false"/>
-          <w:color w:val="auto"/>
-          <w:sz w:val="13"/>
-          <w:szCs w:val="13"/>
-        </w:rPr>
-      </w:pPr>
-      <w:r>
-        <w:rPr>
-          <w:rFonts w:eastAsia="Courier 10 Pitch" w:cs="Iosevka" w:ascii="Consolas" w:hAnsi="Consolas"/>
-          <w:b w:val="false"/>
-          <w:bCs w:val="false"/>
-          <w:color w:val="auto"/>
-          <w:sz w:val="13"/>
-          <w:szCs w:val="13"/>
-        </w:rPr>
-        <w:t>Bm G D F#m</w:t>
-      </w:r>
-    </w:p>
-    <w:p>
-      <w:pPr>
-        <w:pStyle w:val="Normal"/>
-        <w:rPr>
-          <w:rFonts w:eastAsia="Courier 10 Pitch" w:cs="Iosevka"/>
-        </w:rPr>
-      </w:pPr>
-      <w:r>
-        <w:rPr>
-          <w:rFonts w:ascii="Consolas" w:hAnsi="Consolas"/>
-          <w:b w:val="false"/>
-          <w:bCs w:val="false"/>
-          <w:color w:val="auto"/>
-          <w:sz w:val="13"/>
-          <w:szCs w:val="13"/>
-        </w:rPr>
-      </w:r>
-    </w:p>
-    <w:p>
-      <w:pPr>
-        <w:pStyle w:val="Normal"/>
-        <w:rPr>
-          <w:rFonts w:ascii="Consolas" w:hAnsi="Consolas"/>
-          <w:b/>
-          <w:b/>
-          <w:bCs/>
-          <w:color w:val="00A0FC"/>
-          <w:sz w:val="13"/>
-          <w:szCs w:val="13"/>
-        </w:rPr>
-      </w:pPr>
-      <w:r>
-        <w:rPr>
-          <w:rFonts w:eastAsia="Courier 10 Pitch" w:cs="Iosevka" w:ascii="Consolas" w:hAnsi="Consolas"/>
+          <w:b/>
+          <w:b/>
+          <w:bCs/>
+          <w:color w:val="00A0FC"/>
+          <w:sz w:val="13"/>
+          <w:szCs w:val="13"/>
+        </w:rPr>
+      </w:pPr>
+      <w:r>
+        <w:rPr/>
+        <w:t xml:space="preserve">Bm G D </w:t>
+      </w:r>
+      <w:r>
+        <w:rPr/>
+        <w:t>A</w:t>
+      </w:r>
+    </w:p>
+    <w:p>
+      <w:pPr>
+        <w:pStyle w:val="Normal"/>
+        <w:rPr>
+          <w:rFonts w:eastAsia="Courier 10 Pitch" w:cs="Iosevka"/>
+        </w:rPr>
+      </w:pPr>
+      <w:r>
+        <w:rPr>
+          <w:rFonts w:eastAsia="Courier 10 Pitch" w:cs="Iosevka"/>
+        </w:rPr>
+      </w:r>
+    </w:p>
+    <w:p>
+      <w:pPr>
+        <w:pStyle w:val="Normal"/>
+        <w:rPr>
+          <w:rFonts w:ascii="Consolas" w:hAnsi="Consolas"/>
+          <w:b/>
+          <w:b/>
+          <w:bCs/>
+          <w:color w:val="00A0FC"/>
+          <w:sz w:val="13"/>
+          <w:szCs w:val="13"/>
+        </w:rPr>
+      </w:pPr>
+      <w:r>
+        <w:rPr>
+          <w:rFonts w:eastAsia="Courier 10 Pitch" w:cs="Iosevka"/>
+          <w:b/>
+          <w:bCs/>
+          <w:color w:val="00A0FC"/>
+          <w:sz w:val="13"/>
+          <w:szCs w:val="13"/>
+        </w:rPr>
+        <w:t>[</w:t>
+      </w:r>
+      <w:r>
+        <w:rPr>
+          <w:rFonts w:eastAsia="Courier 10 Pitch" w:cs="Iosevka"/>
+          <w:b/>
+          <w:bCs/>
+          <w:color w:val="00A0FC"/>
+          <w:sz w:val="13"/>
+          <w:szCs w:val="13"/>
+        </w:rPr>
+        <w:t>Solo</w:t>
+      </w:r>
+      <w:r>
+        <w:rPr>
+          <w:rFonts w:eastAsia="Courier 10 Pitch" w:cs="Iosevka"/>
+          <w:b/>
+          <w:bCs/>
+          <w:color w:val="00A0FC"/>
+          <w:sz w:val="13"/>
+          <w:szCs w:val="13"/>
+        </w:rPr>
+        <w:t>]</w:t>
+      </w:r>
+    </w:p>
+    <w:p>
+      <w:pPr>
+        <w:pStyle w:val="Normal"/>
+        <w:rPr>
+          <w:rFonts w:ascii="Consolas" w:hAnsi="Consolas"/>
+          <w:b w:val="false"/>
+          <w:b w:val="false"/>
+          <w:bCs w:val="false"/>
+          <w:color w:val="auto"/>
+          <w:sz w:val="13"/>
+          <w:szCs w:val="13"/>
+        </w:rPr>
+      </w:pPr>
+      <w:r>
+        <w:rPr>
+          <w:rFonts w:eastAsia="Courier 10 Pitch" w:cs="Iosevka"/>
+          <w:b w:val="false"/>
+          <w:bCs w:val="false"/>
+          <w:color w:val="auto"/>
+          <w:sz w:val="13"/>
+          <w:szCs w:val="13"/>
+        </w:rPr>
+        <w:t>Bm G D A</w:t>
+      </w:r>
+    </w:p>
+    <w:p>
+      <w:pPr>
+        <w:pStyle w:val="Normal"/>
+        <w:rPr>
+          <w:rFonts w:ascii="Consolas" w:hAnsi="Consolas"/>
+          <w:b w:val="false"/>
+          <w:b w:val="false"/>
+          <w:bCs w:val="false"/>
+          <w:color w:val="auto"/>
+          <w:sz w:val="13"/>
+          <w:szCs w:val="13"/>
+        </w:rPr>
+      </w:pPr>
+      <w:r>
+        <w:rPr>
+          <w:rFonts w:eastAsia="Courier 10 Pitch" w:cs="Iosevka"/>
+          <w:b w:val="false"/>
+          <w:bCs w:val="false"/>
+          <w:color w:val="auto"/>
+          <w:sz w:val="13"/>
+          <w:szCs w:val="13"/>
+        </w:rPr>
+        <w:t xml:space="preserve">Bm G D </w:t>
+      </w:r>
+      <w:r>
+        <w:rPr>
+          <w:rFonts w:eastAsia="Courier 10 Pitch" w:cs="Iosevka"/>
+          <w:b w:val="false"/>
+          <w:bCs w:val="false"/>
+          <w:color w:val="auto"/>
+          <w:sz w:val="13"/>
+          <w:szCs w:val="13"/>
+        </w:rPr>
+        <w:t>A</w:t>
+      </w:r>
+    </w:p>
+    <w:p>
+      <w:pPr>
+        <w:pStyle w:val="Normal"/>
+        <w:rPr>
+          <w:rFonts w:ascii="Consolas" w:hAnsi="Consolas"/>
+          <w:b w:val="false"/>
+          <w:b w:val="false"/>
+          <w:bCs w:val="false"/>
+          <w:color w:val="auto"/>
+          <w:sz w:val="13"/>
+          <w:szCs w:val="13"/>
+        </w:rPr>
+      </w:pPr>
+      <w:r>
+        <w:rPr>
+          <w:rFonts w:eastAsia="Courier 10 Pitch" w:cs="Iosevka"/>
+        </w:rPr>
+      </w:r>
+    </w:p>
+    <w:p>
+      <w:pPr>
+        <w:pStyle w:val="Normal"/>
+        <w:rPr>
+          <w:rFonts w:ascii="Consolas" w:hAnsi="Consolas"/>
+          <w:b w:val="false"/>
+          <w:b w:val="false"/>
+          <w:bCs w:val="false"/>
+          <w:color w:val="auto"/>
+          <w:sz w:val="13"/>
+          <w:szCs w:val="13"/>
+        </w:rPr>
+      </w:pPr>
+      <w:bookmarkStart w:id="5" w:name="__DdeLink__160_2696032958"/>
+      <w:r>
+        <w:rPr>
+          <w:rFonts w:eastAsia="Courier 10 Pitch" w:cs="Iosevka"/>
+          <w:b w:val="false"/>
+          <w:bCs w:val="false"/>
+          <w:color w:val="auto"/>
+          <w:sz w:val="13"/>
+          <w:szCs w:val="13"/>
+        </w:rPr>
+        <w:t>Bm G D A</w:t>
+      </w:r>
+    </w:p>
+    <w:p>
+      <w:pPr>
+        <w:pStyle w:val="Normal"/>
+        <w:rPr>
+          <w:rFonts w:ascii="Consolas" w:hAnsi="Consolas"/>
+          <w:b w:val="false"/>
+          <w:b w:val="false"/>
+          <w:bCs w:val="false"/>
+          <w:color w:val="auto"/>
+          <w:sz w:val="13"/>
+          <w:szCs w:val="13"/>
+        </w:rPr>
+      </w:pPr>
+      <w:bookmarkStart w:id="6" w:name="__DdeLink__160_2696032958"/>
+      <w:r>
+        <w:rPr>
+          <w:rFonts w:eastAsia="Courier 10 Pitch" w:cs="Iosevka"/>
+          <w:b w:val="false"/>
+          <w:bCs w:val="false"/>
+          <w:color w:val="auto"/>
+          <w:sz w:val="13"/>
+          <w:szCs w:val="13"/>
+        </w:rPr>
+        <w:t xml:space="preserve">Bm G D </w:t>
+      </w:r>
+      <w:bookmarkEnd w:id="6"/>
+      <w:r>
+        <w:rPr>
+          <w:rFonts w:eastAsia="Courier 10 Pitch" w:cs="Iosevka"/>
+          <w:b w:val="false"/>
+          <w:bCs w:val="false"/>
+          <w:color w:val="auto"/>
+          <w:sz w:val="13"/>
+          <w:szCs w:val="13"/>
+        </w:rPr>
+        <w:t>A</w:t>
+      </w:r>
+    </w:p>
+    <w:p>
+      <w:pPr>
+        <w:pStyle w:val="Normal"/>
+        <w:rPr>
+          <w:rFonts w:eastAsia="Courier 10 Pitch" w:cs="Iosevka"/>
+        </w:rPr>
+      </w:pPr>
+      <w:r>
+        <w:rPr>
+          <w:rFonts w:eastAsia="Courier 10 Pitch" w:cs="Iosevka"/>
+        </w:rPr>
+      </w:r>
+    </w:p>
+    <w:p>
+      <w:pPr>
+        <w:pStyle w:val="Normal"/>
+        <w:rPr>
+          <w:rFonts w:ascii="Consolas" w:hAnsi="Consolas"/>
+          <w:b/>
+          <w:b/>
+          <w:bCs/>
+          <w:color w:val="00A0FC"/>
+          <w:sz w:val="13"/>
+          <w:szCs w:val="13"/>
+        </w:rPr>
+      </w:pPr>
+      <w:bookmarkStart w:id="7" w:name="__DdeLink__162_2696032958"/>
+      <w:r>
+        <w:rPr>
+          <w:rFonts w:eastAsia="Courier 10 Pitch" w:cs="Iosevka"/>
           <w:b/>
           <w:bCs/>
           <w:color w:val="00A0FC"/>
@@ -1305,23 +1470,24 @@
         </w:rPr>
         <w:t>[Coro x2]</w:t>
       </w:r>
-    </w:p>
-    <w:p>
-      <w:pPr>
-        <w:pStyle w:val="Normal"/>
-        <w:rPr>
-          <w:rFonts w:ascii="Consolas" w:hAnsi="Consolas"/>
-          <w:b w:val="false"/>
-          <w:b w:val="false"/>
-          <w:bCs w:val="false"/>
-          <w:color w:val="auto"/>
-          <w:sz w:val="13"/>
-          <w:szCs w:val="13"/>
-        </w:rPr>
-      </w:pPr>
-      <w:r>
-        <w:rPr>
-          <w:rFonts w:eastAsia="Courier 10 Pitch" w:cs="Iosevka" w:ascii="Consolas" w:hAnsi="Consolas"/>
+      <w:bookmarkEnd w:id="7"/>
+    </w:p>
+    <w:p>
+      <w:pPr>
+        <w:pStyle w:val="Normal"/>
+        <w:rPr>
+          <w:rFonts w:ascii="Consolas" w:hAnsi="Consolas"/>
+          <w:b w:val="false"/>
+          <w:b w:val="false"/>
+          <w:bCs w:val="false"/>
+          <w:color w:val="auto"/>
+          <w:sz w:val="13"/>
+          <w:szCs w:val="13"/>
+        </w:rPr>
+      </w:pPr>
+      <w:r>
+        <w:rPr>
+          <w:rFonts w:eastAsia="Courier 10 Pitch" w:cs="Iosevka"/>
           <w:b w:val="false"/>
           <w:bCs w:val="false"/>
           <w:color w:val="auto"/>
@@ -1332,7 +1498,7 @@
       </w:r>
       <w:r>
         <w:rPr>
-          <w:rFonts w:eastAsia="Courier 10 Pitch" w:cs="Iosevka" w:ascii="Consolas" w:hAnsi="Consolas"/>
+          <w:rFonts w:eastAsia="Courier 10 Pitch" w:cs="Iosevka"/>
           <w:b w:val="false"/>
           <w:bCs w:val="false"/>
           <w:color w:val="auto"/>
@@ -1357,7 +1523,7 @@
       </w:pPr>
       <w:r>
         <w:rPr>
-          <w:rFonts w:eastAsia="Courier 10 Pitch" w:cs="Iosevka" w:ascii="Consolas" w:hAnsi="Consolas"/>
+          <w:rFonts w:eastAsia="Courier 10 Pitch" w:cs="Iosevka"/>
           <w:b w:val="false"/>
           <w:bCs w:val="false"/>
           <w:color w:val="auto"/>
@@ -1382,7 +1548,7 @@
       </w:pPr>
       <w:r>
         <w:rPr>
-          <w:rFonts w:eastAsia="Courier 10 Pitch" w:cs="Iosevka" w:ascii="Consolas" w:hAnsi="Consolas"/>
+          <w:rFonts w:eastAsia="Courier 10 Pitch" w:cs="Iosevka"/>
           <w:b w:val="false"/>
           <w:bCs w:val="false"/>
           <w:color w:val="auto"/>
@@ -1393,7 +1559,7 @@
       </w:r>
       <w:r>
         <w:rPr>
-          <w:rFonts w:eastAsia="Courier 10 Pitch" w:cs="Iosevka" w:ascii="Consolas" w:hAnsi="Consolas"/>
+          <w:rFonts w:eastAsia="Courier 10 Pitch" w:cs="Iosevka"/>
           <w:b w:val="false"/>
           <w:bCs w:val="false"/>
           <w:color w:val="auto"/>
@@ -1418,7 +1584,7 @@
       </w:pPr>
       <w:r>
         <w:rPr>
-          <w:rFonts w:eastAsia="Courier 10 Pitch" w:cs="Iosevka" w:ascii="Consolas" w:hAnsi="Consolas"/>
+          <w:rFonts w:eastAsia="Courier 10 Pitch" w:cs="Iosevka"/>
           <w:b w:val="false"/>
           <w:bCs w:val="false"/>
           <w:color w:val="auto"/>
@@ -1443,7 +1609,7 @@
       </w:pPr>
       <w:r>
         <w:rPr>
-          <w:rFonts w:eastAsia="Courier 10 Pitch" w:cs="Iosevka" w:ascii="Consolas" w:hAnsi="Consolas"/>
+          <w:rFonts w:eastAsia="Courier 10 Pitch" w:cs="Iosevka"/>
           <w:b w:val="false"/>
           <w:bCs w:val="false"/>
           <w:color w:val="auto"/>
@@ -1454,7 +1620,7 @@
       </w:r>
       <w:r>
         <w:rPr>
-          <w:rFonts w:eastAsia="Courier 10 Pitch" w:cs="Iosevka" w:ascii="Consolas" w:hAnsi="Consolas"/>
+          <w:rFonts w:eastAsia="Courier 10 Pitch" w:cs="Iosevka"/>
           <w:b w:val="false"/>
           <w:bCs w:val="false"/>
           <w:color w:val="auto"/>
@@ -1479,7 +1645,7 @@
       </w:pPr>
       <w:r>
         <w:rPr>
-          <w:rFonts w:eastAsia="Courier 10 Pitch" w:cs="Iosevka" w:ascii="Consolas" w:hAnsi="Consolas"/>
+          <w:rFonts w:eastAsia="Courier 10 Pitch" w:cs="Iosevka"/>
           <w:b w:val="false"/>
           <w:bCs w:val="false"/>
           <w:color w:val="auto"/>
@@ -1504,7 +1670,7 @@
       </w:pPr>
       <w:r>
         <w:rPr>
-          <w:rFonts w:eastAsia="Courier 10 Pitch" w:cs="Iosevka" w:ascii="Consolas" w:hAnsi="Consolas"/>
+          <w:rFonts w:eastAsia="Courier 10 Pitch" w:cs="Iosevka"/>
           <w:b w:val="false"/>
           <w:bCs w:val="false"/>
           <w:color w:val="auto"/>
@@ -1515,7 +1681,7 @@
       </w:r>
       <w:r>
         <w:rPr>
-          <w:rFonts w:eastAsia="Courier 10 Pitch" w:cs="Iosevka" w:ascii="Consolas" w:hAnsi="Consolas"/>
+          <w:rFonts w:eastAsia="Courier 10 Pitch" w:cs="Iosevka"/>
           <w:b w:val="false"/>
           <w:bCs w:val="false"/>
           <w:color w:val="auto"/>
@@ -1540,7 +1706,7 @@
       </w:pPr>
       <w:r>
         <w:rPr>
-          <w:rFonts w:eastAsia="Courier 10 Pitch" w:cs="Iosevka" w:ascii="Consolas" w:hAnsi="Consolas"/>
+          <w:rFonts w:eastAsia="Courier 10 Pitch" w:cs="Iosevka"/>
           <w:b w:val="false"/>
           <w:bCs w:val="false"/>
           <w:color w:val="auto"/>
@@ -1559,31 +1725,70 @@
       </w:pPr>
       <w:r>
         <w:rPr>
-          <w:rFonts w:ascii="Consolas" w:hAnsi="Consolas"/>
-          <w:b w:val="false"/>
-          <w:bCs w:val="false"/>
-          <w:color w:val="auto"/>
-          <w:sz w:val="13"/>
-          <w:szCs w:val="13"/>
-        </w:rPr>
-      </w:r>
-    </w:p>
-    <w:p>
-      <w:pPr>
-        <w:pStyle w:val="Normal"/>
-        <w:rPr>
-          <w:rFonts w:ascii="Consolas" w:hAnsi="Consolas"/>
-          <w:b w:val="false"/>
-          <w:b w:val="false"/>
-          <w:bCs w:val="false"/>
-          <w:color w:val="auto"/>
-          <w:sz w:val="13"/>
-          <w:szCs w:val="13"/>
-        </w:rPr>
-      </w:pPr>
-      <w:r>
-        <w:rPr>
-          <w:rFonts w:eastAsia="Courier 10 Pitch" w:cs="Iosevka" w:ascii="Consolas" w:hAnsi="Consolas"/>
+          <w:rFonts w:eastAsia="Courier 10 Pitch" w:cs="Iosevka"/>
+        </w:rPr>
+      </w:r>
+    </w:p>
+    <w:p>
+      <w:pPr>
+        <w:pStyle w:val="Normal"/>
+        <w:rPr>
+          <w:rFonts w:ascii="Consolas" w:hAnsi="Consolas"/>
+          <w:b/>
+          <w:b/>
+          <w:bCs/>
+          <w:color w:val="00A0FC"/>
+          <w:sz w:val="13"/>
+          <w:szCs w:val="13"/>
+        </w:rPr>
+      </w:pPr>
+      <w:r>
+        <w:rPr>
+          <w:b/>
+          <w:bCs/>
+          <w:color w:val="00A0FC"/>
+          <w:sz w:val="13"/>
+          <w:szCs w:val="13"/>
+        </w:rPr>
+        <w:t>[</w:t>
+      </w:r>
+      <w:r>
+        <w:rPr>
+          <w:b/>
+          <w:bCs/>
+          <w:color w:val="00A0FC"/>
+          <w:sz w:val="13"/>
+          <w:szCs w:val="13"/>
+        </w:rPr>
+        <w:t>Final</w:t>
+      </w:r>
+      <w:r>
+        <w:rPr>
+          <w:b/>
+          <w:bCs/>
+          <w:color w:val="00A0FC"/>
+          <w:sz w:val="13"/>
+          <w:szCs w:val="13"/>
+        </w:rPr>
+        <w:t>]</w:t>
+      </w:r>
+    </w:p>
+    <w:p>
+      <w:pPr>
+        <w:pStyle w:val="Normal"/>
+        <w:rPr>
+          <w:rFonts w:ascii="Consolas" w:hAnsi="Consolas"/>
+          <w:b w:val="false"/>
+          <w:b w:val="false"/>
+          <w:bCs w:val="false"/>
+          <w:color w:val="auto"/>
+          <w:sz w:val="13"/>
+          <w:szCs w:val="13"/>
+        </w:rPr>
+      </w:pPr>
+      <w:r>
+        <w:rPr>
+          <w:rFonts w:eastAsia="Courier 10 Pitch" w:cs="Iosevka"/>
           <w:b w:val="false"/>
           <w:bCs w:val="false"/>
           <w:color w:val="auto"/>
@@ -1608,7 +1813,7 @@
       </w:pPr>
       <w:r>
         <w:rPr>
-          <w:rFonts w:eastAsia="Courier 10 Pitch" w:cs="Iosevka" w:ascii="Consolas" w:hAnsi="Consolas"/>
+          <w:rFonts w:eastAsia="Courier 10 Pitch" w:cs="Iosevka"/>
           <w:b w:val="false"/>
           <w:bCs w:val="false"/>
           <w:color w:val="auto"/>
@@ -1633,7 +1838,7 @@
       </w:pPr>
       <w:r>
         <w:rPr>
-          <w:rFonts w:eastAsia="Courier 10 Pitch" w:cs="Iosevka" w:ascii="Consolas" w:hAnsi="Consolas"/>
+          <w:rFonts w:eastAsia="Courier 10 Pitch" w:cs="Iosevka"/>
           <w:b w:val="false"/>
           <w:bCs w:val="false"/>
           <w:color w:val="auto"/>
@@ -1658,7 +1863,7 @@
       </w:pPr>
       <w:r>
         <w:rPr>
-          <w:rFonts w:eastAsia="Courier 10 Pitch" w:cs="Iosevka" w:ascii="Consolas" w:hAnsi="Consolas"/>
+          <w:rFonts w:eastAsia="Courier 10 Pitch" w:cs="Iosevka"/>
           <w:b w:val="false"/>
           <w:bCs w:val="false"/>
           <w:color w:val="auto"/>
@@ -1681,9 +1886,10 @@
           <w:szCs w:val="13"/>
         </w:rPr>
       </w:pPr>
-      <w:r>
-        <w:rPr>
-          <w:rFonts w:eastAsia="Courier 10 Pitch" w:cs="Iosevka" w:ascii="Consolas" w:hAnsi="Consolas"/>
+      <w:bookmarkStart w:id="8" w:name="__DdeLink__168_2696032958"/>
+      <w:r>
+        <w:rPr>
+          <w:rFonts w:eastAsia="Courier 10 Pitch" w:cs="Iosevka"/>
           <w:b w:val="false"/>
           <w:bCs w:val="false"/>
           <w:color w:val="auto"/>
@@ -1692,6 +1898,7 @@
         </w:rPr>
         <w:t>C#m</w:t>
       </w:r>
+      <w:bookmarkEnd w:id="8"/>
     </w:p>
     <w:sectPr>
       <w:type w:val="nextPage"/>
@@ -1700,7 +1907,7 @@
       <w:pgNumType w:fmt="decimal"/>
       <w:formProt w:val="false"/>
       <w:textDirection w:val="lrTb"/>
-      <w:docGrid w:type="default" w:linePitch="312" w:charSpace="26623"/>
+      <w:docGrid w:type="default" w:linePitch="312" w:charSpace="26418"/>
     </w:sectPr>
   </w:body>
 </w:document>
@@ -1880,7 +2087,7 @@
     <w:pPr>
       <w:widowControl/>
       <w:suppressAutoHyphens w:val="true"/>
-      <w:overflowPunct w:val="true"/>
+      <w:overflowPunct w:val="false"/>
       <w:bidi w:val="0"/>
       <w:spacing w:before="0" w:after="0"/>
       <w:jc w:val="left"/>
